--- a/docs/assets/Propose_Project_NICHY.docx
+++ b/docs/assets/Propose_Project_NICHY.docx
@@ -1,6 +1,6 @@
 
 <file path=word/document.xml><?xml version="1.0" encoding="utf-8"?>
-<w:document xmlns:wpc="http://schemas.microsoft.com/office/word/2010/wordprocessingCanvas" xmlns:cx="http://schemas.microsoft.com/office/drawing/2014/chartex" xmlns:cx1="http://schemas.microsoft.com/office/drawing/2015/9/8/chartex" xmlns:cx2="http://schemas.microsoft.com/office/drawing/2015/10/21/chartex" xmlns:cx3="http://schemas.microsoft.com/office/drawing/2016/5/9/chartex" xmlns:cx4="http://schemas.microsoft.com/office/drawing/2016/5/10/chartex" xmlns:cx5="http://schemas.microsoft.com/office/drawing/2016/5/11/chartex" xmlns:cx6="http://schemas.microsoft.com/office/drawing/2016/5/12/chartex" xmlns:cx7="http://schemas.microsoft.com/office/drawing/2016/5/13/chartex" xmlns:cx8="http://schemas.microsoft.com/office/drawing/2016/5/14/chartex" xmlns:mc="http://schemas.openxmlformats.org/markup-compatibility/2006" xmlns:aink="http://schemas.microsoft.com/office/drawing/2016/ink" xmlns:am3d="http://schemas.microsoft.com/office/drawing/2017/model3d" xmlns:o="urn:schemas-microsoft-com:office:office" xmlns:oel="http://schemas.microsoft.com/office/2019/extlst" xmlns:r="http://schemas.openxmlformats.org/officeDocument/2006/relationships" xmlns:m="http://schemas.openxmlformats.org/officeDocument/2006/math" xmlns:v="urn:schemas-microsoft-com:vml" xmlns:wp14="http://schemas.microsoft.com/office/word/2010/wordprocessingDrawing" xmlns:wp="http://schemas.openxmlformats.org/drawingml/2006/wordprocessingDrawing" xmlns:w10="urn:schemas-microsoft-com:office:word" xmlns:w="http://schemas.openxmlformats.org/wordprocessingml/2006/main" xmlns:w14="http://schemas.microsoft.com/office/word/2010/wordml" xmlns:w15="http://schemas.microsoft.com/office/word/2012/wordml" xmlns:w16cex="http://schemas.microsoft.com/office/word/2018/wordml/cex" xmlns:w16cid="http://schemas.microsoft.com/office/word/2016/wordml/cid" xmlns:w16="http://schemas.microsoft.com/office/word/2018/wordml" xmlns:w16sdtdh="http://schemas.microsoft.com/office/word/2020/wordml/sdtdatahash" xmlns:w16se="http://schemas.microsoft.com/office/word/2015/wordml/symex" xmlns:wpg="http://schemas.microsoft.com/office/word/2010/wordprocessingGroup" xmlns:wpi="http://schemas.microsoft.com/office/word/2010/wordprocessingInk" xmlns:wne="http://schemas.microsoft.com/office/word/2006/wordml" xmlns:wps="http://schemas.microsoft.com/office/word/2010/wordprocessingShape" mc:Ignorable="w14 w15 w16se w16cid w16 w16cex w16sdtdh wp14">
+<w:document xmlns:wpc="http://schemas.microsoft.com/office/word/2010/wordprocessingCanvas" xmlns:cx="http://schemas.microsoft.com/office/drawing/2014/chartex" xmlns:cx1="http://schemas.microsoft.com/office/drawing/2015/9/8/chartex" xmlns:cx2="http://schemas.microsoft.com/office/drawing/2015/10/21/chartex" xmlns:cx3="http://schemas.microsoft.com/office/drawing/2016/5/9/chartex" xmlns:cx4="http://schemas.microsoft.com/office/drawing/2016/5/10/chartex" xmlns:cx5="http://schemas.microsoft.com/office/drawing/2016/5/11/chartex" xmlns:cx6="http://schemas.microsoft.com/office/drawing/2016/5/12/chartex" xmlns:cx7="http://schemas.microsoft.com/office/drawing/2016/5/13/chartex" xmlns:cx8="http://schemas.microsoft.com/office/drawing/2016/5/14/chartex" xmlns:mc="http://schemas.openxmlformats.org/markup-compatibility/2006" xmlns:aink="http://schemas.microsoft.com/office/drawing/2016/ink" xmlns:am3d="http://schemas.microsoft.com/office/drawing/2017/model3d" xmlns:o="urn:schemas-microsoft-com:office:office" xmlns:oel="http://schemas.microsoft.com/office/2019/extlst" xmlns:r="http://schemas.openxmlformats.org/officeDocument/2006/relationships" xmlns:m="http://schemas.openxmlformats.org/officeDocument/2006/math" xmlns:v="urn:schemas-microsoft-com:vml" xmlns:wp14="http://schemas.microsoft.com/office/word/2010/wordprocessingDrawing" xmlns:wp="http://schemas.openxmlformats.org/drawingml/2006/wordprocessingDrawing" xmlns:w10="urn:schemas-microsoft-com:office:word" xmlns:w="http://schemas.openxmlformats.org/wordprocessingml/2006/main" xmlns:w14="http://schemas.microsoft.com/office/word/2010/wordml" xmlns:w15="http://schemas.microsoft.com/office/word/2012/wordml" xmlns:w16cex="http://schemas.microsoft.com/office/word/2018/wordml/cex" xmlns:w16cid="http://schemas.microsoft.com/office/word/2016/wordml/cid" xmlns:w16="http://schemas.microsoft.com/office/word/2018/wordml" xmlns:w16du="http://schemas.microsoft.com/office/word/2023/wordml/word16du" xmlns:w16sdtdh="http://schemas.microsoft.com/office/word/2020/wordml/sdtdatahash" xmlns:w16sdtfl="http://schemas.microsoft.com/office/word/2024/wordml/sdtformatlock" xmlns:w16se="http://schemas.microsoft.com/office/word/2015/wordml/symex" xmlns:wpg="http://schemas.microsoft.com/office/word/2010/wordprocessingGroup" xmlns:wpi="http://schemas.microsoft.com/office/word/2010/wordprocessingInk" xmlns:wne="http://schemas.microsoft.com/office/word/2006/wordml" xmlns:wps="http://schemas.microsoft.com/office/word/2010/wordprocessingShape" mc:Ignorable="w14 w15 w16se w16cid w16 w16cex w16sdtdh w16sdtfl w16du wp14">
   <w:body>
     <w:p>
       <w:pPr>
@@ -31,66 +31,20 @@
       <w:r>
         <w:t xml:space="preserve">Please complete all fields and return this form by email to the core team, to be distributed to the Steering Committee: </w:t>
       </w:r>
-      <w:hyperlink r:id="rId4">
+      <w:hyperlink r:id="rId4" w:history="1">
         <w:r>
           <w:rPr>
-            <w:color w:val="1155CC"/>
-            <w:u w:val="single"/>
+            <w:rStyle w:val="Hyperlink"/>
           </w:rPr>
-          <w:t>yd.vanderwerf@amsterdamumc.nl</w:t>
+          <w:t>nich</w:t>
+        </w:r>
+        <w:r>
+          <w:rPr>
+            <w:rStyle w:val="Hyperlink"/>
+          </w:rPr>
+          <w:t>y@amsterdamumc.nl</w:t>
         </w:r>
       </w:hyperlink>
-      <w:r>
-        <w:t xml:space="preserve">; </w:t>
-      </w:r>
-      <w:hyperlink r:id="rId5">
-        <w:r>
-          <w:rPr>
-            <w:color w:val="1155CC"/>
-            <w:u w:val="single"/>
-          </w:rPr>
-          <w:t>tt.dangvu@concordia.ca</w:t>
-        </w:r>
-      </w:hyperlink>
-      <w:r>
-        <w:t xml:space="preserve">; </w:t>
-      </w:r>
-      <w:hyperlink r:id="rId6">
-        <w:r>
-          <w:rPr>
-            <w:color w:val="1155CC"/>
-            <w:u w:val="single"/>
-          </w:rPr>
-          <w:t>e.vanheese@amsterdamumc.nl</w:t>
-        </w:r>
-      </w:hyperlink>
-      <w:r>
-        <w:t xml:space="preserve">; </w:t>
-      </w:r>
-      <w:hyperlink r:id="rId7">
-        <w:r>
-          <w:rPr>
-            <w:color w:val="1155CC"/>
-            <w:u w:val="single"/>
-          </w:rPr>
-          <w:t>j.gool@amsterdamumc.nl</w:t>
-        </w:r>
-      </w:hyperlink>
-      <w:r>
-        <w:t xml:space="preserve">; </w:t>
-      </w:r>
-      <w:hyperlink r:id="rId8">
-        <w:r>
-          <w:rPr>
-            <w:color w:val="1155CC"/>
-            <w:u w:val="single"/>
-          </w:rPr>
-          <w:t>n.dejoode@amsterdamumc.nl</w:t>
-        </w:r>
-      </w:hyperlink>
-      <w:r>
-        <w:t xml:space="preserve"> </w:t>
-      </w:r>
     </w:p>
     <w:p>
       <w:pPr>
@@ -378,8 +332,6 @@
       </w:r>
       <w:r>
         <w:br/>
-      </w:r>
-      <w:r>
         <w:t>For each analysis, describe the specific aim and hypotheses (if present).</w:t>
       </w:r>
       <w:r>
@@ -593,7 +545,7 @@
 </file>
 
 <file path=word/styles.xml><?xml version="1.0" encoding="utf-8"?>
-<w:styles xmlns:mc="http://schemas.openxmlformats.org/markup-compatibility/2006" xmlns:r="http://schemas.openxmlformats.org/officeDocument/2006/relationships" xmlns:w="http://schemas.openxmlformats.org/wordprocessingml/2006/main" xmlns:w14="http://schemas.microsoft.com/office/word/2010/wordml" xmlns:w15="http://schemas.microsoft.com/office/word/2012/wordml" xmlns:w16cex="http://schemas.microsoft.com/office/word/2018/wordml/cex" xmlns:w16cid="http://schemas.microsoft.com/office/word/2016/wordml/cid" xmlns:w16="http://schemas.microsoft.com/office/word/2018/wordml" xmlns:w16sdtdh="http://schemas.microsoft.com/office/word/2020/wordml/sdtdatahash" xmlns:w16se="http://schemas.microsoft.com/office/word/2015/wordml/symex" mc:Ignorable="w14 w15 w16se w16cid w16 w16cex w16sdtdh">
+<w:styles xmlns:mc="http://schemas.openxmlformats.org/markup-compatibility/2006" xmlns:r="http://schemas.openxmlformats.org/officeDocument/2006/relationships" xmlns:w="http://schemas.openxmlformats.org/wordprocessingml/2006/main" xmlns:w14="http://schemas.microsoft.com/office/word/2010/wordml" xmlns:w15="http://schemas.microsoft.com/office/word/2012/wordml" xmlns:w16cex="http://schemas.microsoft.com/office/word/2018/wordml/cex" xmlns:w16cid="http://schemas.microsoft.com/office/word/2016/wordml/cid" xmlns:w16="http://schemas.microsoft.com/office/word/2018/wordml" xmlns:w16du="http://schemas.microsoft.com/office/word/2023/wordml/word16du" xmlns:w16sdtdh="http://schemas.microsoft.com/office/word/2020/wordml/sdtdatahash" xmlns:w16sdtfl="http://schemas.microsoft.com/office/word/2024/wordml/sdtformatlock" xmlns:w16se="http://schemas.microsoft.com/office/word/2015/wordml/symex" mc:Ignorable="w14 w15 w16se w16cid w16 w16cex w16sdtdh w16sdtfl w16du">
   <w:docDefaults>
     <w:rPrDefault>
       <w:rPr>
@@ -987,14 +939,14 @@
     <w:lsdException w:name="Unresolved Mention" w:semiHidden="1" w:unhideWhenUsed="1"/>
     <w:lsdException w:name="Smart Link" w:semiHidden="1" w:unhideWhenUsed="1"/>
   </w:latentStyles>
-  <w:style w:type="paragraph" w:default="1" w:styleId="Standaard">
+  <w:style w:type="paragraph" w:default="1" w:styleId="Normal">
     <w:name w:val="Normal"/>
     <w:qFormat/>
   </w:style>
-  <w:style w:type="paragraph" w:styleId="Kop1">
+  <w:style w:type="paragraph" w:styleId="Heading1">
     <w:name w:val="heading 1"/>
-    <w:basedOn w:val="Standaard"/>
-    <w:next w:val="Standaard"/>
+    <w:basedOn w:val="Normal"/>
+    <w:next w:val="Normal"/>
     <w:uiPriority w:val="9"/>
     <w:qFormat/>
     <w:pPr>
@@ -1008,10 +960,10 @@
       <w:szCs w:val="40"/>
     </w:rPr>
   </w:style>
-  <w:style w:type="paragraph" w:styleId="Kop2">
+  <w:style w:type="paragraph" w:styleId="Heading2">
     <w:name w:val="heading 2"/>
-    <w:basedOn w:val="Standaard"/>
-    <w:next w:val="Standaard"/>
+    <w:basedOn w:val="Normal"/>
+    <w:next w:val="Normal"/>
     <w:uiPriority w:val="9"/>
     <w:semiHidden/>
     <w:unhideWhenUsed/>
@@ -1027,10 +979,10 @@
       <w:szCs w:val="32"/>
     </w:rPr>
   </w:style>
-  <w:style w:type="paragraph" w:styleId="Kop3">
+  <w:style w:type="paragraph" w:styleId="Heading3">
     <w:name w:val="heading 3"/>
-    <w:basedOn w:val="Standaard"/>
-    <w:next w:val="Standaard"/>
+    <w:basedOn w:val="Normal"/>
+    <w:next w:val="Normal"/>
     <w:uiPriority w:val="9"/>
     <w:semiHidden/>
     <w:unhideWhenUsed/>
@@ -1047,10 +999,10 @@
       <w:szCs w:val="28"/>
     </w:rPr>
   </w:style>
-  <w:style w:type="paragraph" w:styleId="Kop4">
+  <w:style w:type="paragraph" w:styleId="Heading4">
     <w:name w:val="heading 4"/>
-    <w:basedOn w:val="Standaard"/>
-    <w:next w:val="Standaard"/>
+    <w:basedOn w:val="Normal"/>
+    <w:next w:val="Normal"/>
     <w:uiPriority w:val="9"/>
     <w:semiHidden/>
     <w:unhideWhenUsed/>
@@ -1067,10 +1019,10 @@
       <w:szCs w:val="24"/>
     </w:rPr>
   </w:style>
-  <w:style w:type="paragraph" w:styleId="Kop5">
+  <w:style w:type="paragraph" w:styleId="Heading5">
     <w:name w:val="heading 5"/>
-    <w:basedOn w:val="Standaard"/>
-    <w:next w:val="Standaard"/>
+    <w:basedOn w:val="Normal"/>
+    <w:next w:val="Normal"/>
     <w:uiPriority w:val="9"/>
     <w:semiHidden/>
     <w:unhideWhenUsed/>
@@ -1085,10 +1037,10 @@
       <w:color w:val="666666"/>
     </w:rPr>
   </w:style>
-  <w:style w:type="paragraph" w:styleId="Kop6">
+  <w:style w:type="paragraph" w:styleId="Heading6">
     <w:name w:val="heading 6"/>
-    <w:basedOn w:val="Standaard"/>
-    <w:next w:val="Standaard"/>
+    <w:basedOn w:val="Normal"/>
+    <w:next w:val="Normal"/>
     <w:uiPriority w:val="9"/>
     <w:semiHidden/>
     <w:unhideWhenUsed/>
@@ -1104,13 +1056,13 @@
       <w:color w:val="666666"/>
     </w:rPr>
   </w:style>
-  <w:style w:type="character" w:default="1" w:styleId="Standaardalinea-lettertype">
+  <w:style w:type="character" w:default="1" w:styleId="DefaultParagraphFont">
     <w:name w:val="Default Paragraph Font"/>
     <w:uiPriority w:val="1"/>
     <w:semiHidden/>
     <w:unhideWhenUsed/>
   </w:style>
-  <w:style w:type="table" w:default="1" w:styleId="Standaardtabel">
+  <w:style w:type="table" w:default="1" w:styleId="TableNormal">
     <w:name w:val="Normal Table"/>
     <w:uiPriority w:val="99"/>
     <w:semiHidden/>
@@ -1125,14 +1077,14 @@
       </w:tblCellMar>
     </w:tblPr>
   </w:style>
-  <w:style w:type="numbering" w:default="1" w:styleId="Geenlijst">
+  <w:style w:type="numbering" w:default="1" w:styleId="NoList">
     <w:name w:val="No List"/>
     <w:uiPriority w:val="99"/>
     <w:semiHidden/>
     <w:unhideWhenUsed/>
   </w:style>
-  <w:style w:type="table" w:customStyle="1" w:styleId="TableNormal">
-    <w:name w:val="Table Normal"/>
+  <w:style w:type="table" w:customStyle="1" w:styleId="TableNormal1">
+    <w:name w:val="Table Normal1"/>
     <w:tblPr>
       <w:tblCellMar>
         <w:top w:w="0" w:type="dxa"/>
@@ -1142,10 +1094,10 @@
       </w:tblCellMar>
     </w:tblPr>
   </w:style>
-  <w:style w:type="paragraph" w:styleId="Titel">
+  <w:style w:type="paragraph" w:styleId="Title">
     <w:name w:val="Title"/>
-    <w:basedOn w:val="Standaard"/>
-    <w:next w:val="Standaard"/>
+    <w:basedOn w:val="Normal"/>
+    <w:next w:val="Normal"/>
     <w:uiPriority w:val="10"/>
     <w:qFormat/>
     <w:pPr>
@@ -1158,10 +1110,10 @@
       <w:szCs w:val="52"/>
     </w:rPr>
   </w:style>
-  <w:style w:type="paragraph" w:styleId="Ondertitel">
+  <w:style w:type="paragraph" w:styleId="Subtitle">
     <w:name w:val="Subtitle"/>
-    <w:basedOn w:val="Standaard"/>
-    <w:next w:val="Standaard"/>
+    <w:basedOn w:val="Normal"/>
+    <w:next w:val="Normal"/>
     <w:uiPriority w:val="11"/>
     <w:qFormat/>
     <w:pPr>
@@ -1173,6 +1125,29 @@
       <w:color w:val="666666"/>
       <w:sz w:val="30"/>
       <w:szCs w:val="30"/>
+    </w:rPr>
+  </w:style>
+  <w:style w:type="character" w:styleId="Hyperlink">
+    <w:name w:val="Hyperlink"/>
+    <w:basedOn w:val="DefaultParagraphFont"/>
+    <w:uiPriority w:val="99"/>
+    <w:unhideWhenUsed/>
+    <w:rsid w:val="00F43487"/>
+    <w:rPr>
+      <w:color w:val="0000FF" w:themeColor="hyperlink"/>
+      <w:u w:val="single"/>
+    </w:rPr>
+  </w:style>
+  <w:style w:type="character" w:styleId="UnresolvedMention">
+    <w:name w:val="Unresolved Mention"/>
+    <w:basedOn w:val="DefaultParagraphFont"/>
+    <w:uiPriority w:val="99"/>
+    <w:semiHidden/>
+    <w:unhideWhenUsed/>
+    <w:rsid w:val="00F43487"/>
+    <w:rPr>
+      <w:color w:val="605E5C"/>
+      <w:shd w:val="clear" w:color="auto" w:fill="E1DFDD"/>
     </w:rPr>
   </w:style>
 </w:styles>
